--- a/docs/운영/팀-시험-안내문.docx
+++ b/docs/운영/팀-시험-안내문.docx
@@ -29,7 +29,7 @@
           <w:color w:val="6E6E6E"/>
           <w:sz w:val="18"/>
         </w:rPr>
-        <w:t>경영지원실 · 2026. 10. 20.</w:t>
+        <w:t>경영지원실 · 2026. 10. 21.</w:t>
       </w:r>
     </w:p>
     <w:tbl>
@@ -178,7 +178,50 @@
                 <w:color w:val="000000"/>
                 <w:sz w:val="20"/>
               </w:rPr>
-              <w:t>http://                         :3000/hr-eval/dev   (메신저로 따로 보내 드립니다)</w:t>
+              <w:t>https://                                         /hr-eval/dev</w:t>
+            </w:r>
+          </w:p>
+        </w:tc>
+      </w:tr>
+      <w:tr>
+        <w:tc>
+          <w:tcPr>
+            <w:tcW w:type="dxa" w:w="1814"/>
+            <w:shd w:val="clear" w:color="auto" w:fill="D3EAFD"/>
+          </w:tcPr>
+          <w:p>
+            <w:pPr>
+              <w:spacing w:after="0"/>
+            </w:pPr>
+            <w:r>
+              <w:rPr>
+                <w:rFonts w:ascii="Pretendard" w:hAnsi="Pretendard" w:eastAsia="Pretendard"/>
+                <w:b/>
+                <w:i w:val="0"/>
+                <w:color w:val="000000"/>
+                <w:sz w:val="20"/>
+              </w:rPr>
+              <w:t>입구 비밀번호</w:t>
+            </w:r>
+          </w:p>
+        </w:tc>
+        <w:tc>
+          <w:tcPr>
+            <w:tcW w:type="dxa" w:w="7257"/>
+          </w:tcPr>
+          <w:p>
+            <w:pPr>
+              <w:spacing w:after="0"/>
+            </w:pPr>
+            <w:r>
+              <w:rPr>
+                <w:rFonts w:ascii="Pretendard" w:hAnsi="Pretendard" w:eastAsia="Pretendard"/>
+                <w:b w:val="0"/>
+                <w:i w:val="0"/>
+                <w:color w:val="000000"/>
+                <w:sz w:val="20"/>
+              </w:rPr>
+              <w:t>메신저로 따로 보내 드립니다 (팀 밖으로 보내지 마세요)</w:t>
             </w:r>
           </w:p>
         </w:tc>
@@ -208,6 +251,7 @@
         <w:tc>
           <w:tcPr>
             <w:tcW w:type="dxa" w:w="7257"/>
+            <w:shd w:val="clear" w:color="auto" w:fill="F2F2F2"/>
           </w:tcPr>
           <w:p>
             <w:pPr>
@@ -221,7 +265,7 @@
                 <w:color w:val="000000"/>
                 <w:sz w:val="20"/>
               </w:rPr>
-              <w:t>사내망에 연결된 PC 1대, 크롬 또는 엣지</w:t>
+              <w:t>인터넷이 되는 PC 1대 (회사·집 어디서든), 크롬 또는 엣지</w:t>
             </w:r>
           </w:p>
         </w:tc>
@@ -251,7 +295,6 @@
         <w:tc>
           <w:tcPr>
             <w:tcW w:type="dxa" w:w="7257"/>
-            <w:shd w:val="clear" w:color="auto" w:fill="F2F2F2"/>
           </w:tcPr>
           <w:p>
             <w:pPr>
@@ -449,7 +492,7 @@
           <w:color w:val="000000"/>
           <w:sz w:val="20"/>
         </w:rPr>
-        <w:t xml:space="preserve"> 주소창에 넣습니다. (사내망에서만 열립니다)</w:t>
+        <w:t xml:space="preserve"> 주소창에 넣습니다.</w:t>
       </w:r>
     </w:p>
     <w:p>
@@ -466,6 +509,102 @@
           <w:sz w:val="20"/>
         </w:rPr>
         <w:t xml:space="preserve">2.  </w:t>
+      </w:r>
+      <w:r>
+        <w:rPr>
+          <w:rFonts w:ascii="Pretendard" w:hAnsi="Pretendard" w:eastAsia="Pretendard"/>
+          <w:b/>
+          <w:i w:val="0"/>
+          <w:color w:val="000000"/>
+          <w:sz w:val="20"/>
+        </w:rPr>
+        <w:t>로그인 창</w:t>
+      </w:r>
+      <w:r>
+        <w:rPr>
+          <w:rFonts w:ascii="Pretendard" w:hAnsi="Pretendard" w:eastAsia="Pretendard"/>
+          <w:b w:val="0"/>
+          <w:i w:val="0"/>
+          <w:color w:val="000000"/>
+          <w:sz w:val="20"/>
+        </w:rPr>
+        <w:t xml:space="preserve">이 뜨면 사용자 이름은 </w:t>
+      </w:r>
+      <w:r>
+        <w:rPr>
+          <w:rFonts w:ascii="Pretendard" w:hAnsi="Pretendard" w:eastAsia="Pretendard"/>
+          <w:b/>
+          <w:i w:val="0"/>
+          <w:color w:val="000000"/>
+          <w:sz w:val="20"/>
+        </w:rPr>
+        <w:t>아무거나</w:t>
+      </w:r>
+      <w:r>
+        <w:rPr>
+          <w:rFonts w:ascii="Pretendard" w:hAnsi="Pretendard" w:eastAsia="Pretendard"/>
+          <w:b w:val="0"/>
+          <w:i w:val="0"/>
+          <w:color w:val="000000"/>
+          <w:sz w:val="20"/>
+        </w:rPr>
+        <w:t xml:space="preserve">(예: test), 비밀번호는 메신저로 받은 </w:t>
+      </w:r>
+      <w:r>
+        <w:rPr>
+          <w:rFonts w:ascii="Pretendard" w:hAnsi="Pretendard" w:eastAsia="Pretendard"/>
+          <w:b/>
+          <w:i w:val="0"/>
+          <w:color w:val="000000"/>
+          <w:sz w:val="20"/>
+        </w:rPr>
+        <w:t>입구 비밀번호</w:t>
+      </w:r>
+      <w:r>
+        <w:rPr>
+          <w:rFonts w:ascii="Pretendard" w:hAnsi="Pretendard" w:eastAsia="Pretendard"/>
+          <w:b w:val="0"/>
+          <w:i w:val="0"/>
+          <w:color w:val="000000"/>
+          <w:sz w:val="20"/>
+        </w:rPr>
+        <w:t xml:space="preserve">를 넣습니다. 처음 열 때 </w:t>
+      </w:r>
+      <w:r>
+        <w:rPr>
+          <w:rFonts w:ascii="Pretendard" w:hAnsi="Pretendard" w:eastAsia="Pretendard"/>
+          <w:b/>
+          <w:i w:val="0"/>
+          <w:color w:val="000000"/>
+          <w:sz w:val="20"/>
+        </w:rPr>
+        <w:t>1분쯤</w:t>
+      </w:r>
+      <w:r>
+        <w:rPr>
+          <w:rFonts w:ascii="Pretendard" w:hAnsi="Pretendard" w:eastAsia="Pretendard"/>
+          <w:b w:val="0"/>
+          <w:i w:val="0"/>
+          <w:color w:val="000000"/>
+          <w:sz w:val="20"/>
+        </w:rPr>
+        <w:t xml:space="preserve"> 걸릴 수 있습니다 (서버가 잠들었다 깨는 중).</w:t>
+      </w:r>
+    </w:p>
+    <w:p>
+      <w:pPr>
+        <w:spacing w:before="0" w:after="40"/>
+        <w:ind w:left="283" w:hanging="283"/>
+      </w:pPr>
+      <w:r>
+        <w:rPr>
+          <w:rFonts w:ascii="Pretendard" w:hAnsi="Pretendard" w:eastAsia="Pretendard"/>
+          <w:b w:val="0"/>
+          <w:i w:val="0"/>
+          <w:color w:val="000000"/>
+          <w:sz w:val="20"/>
+        </w:rPr>
+        <w:t xml:space="preserve">3.  </w:t>
       </w:r>
       <w:r>
         <w:rPr>
@@ -541,7 +680,7 @@
           <w:color w:val="000000"/>
           <w:sz w:val="20"/>
         </w:rPr>
-        <w:t xml:space="preserve">3.  다른 사람으로 바꿀 때는 화면 맨 위 </w:t>
+        <w:t xml:space="preserve">4.  다른 사람으로 바꿀 때는 화면 맨 위 </w:t>
       </w:r>
       <w:r>
         <w:rPr>
@@ -1698,7 +1837,7 @@
                 <w:color w:val="000000"/>
                 <w:sz w:val="19"/>
               </w:rPr>
-              <w:t>브라우저 창을 좁게 줄이거나, 사내 와이파이에 연결한 휴대폰으로 같은 주소 열어 보기</w:t>
+              <w:t>브라우저 창을 좁게 줄이거나, 휴대폰으로 같은 주소 열어 보기</w:t>
             </w:r>
           </w:p>
         </w:tc>
@@ -2084,7 +2223,7 @@
                 <w:color w:val="000000"/>
                 <w:sz w:val="19"/>
               </w:rPr>
-              <w:t>파트장 PC가 켜져 있는지, 내 PC가 같은 사내망(유선·사내 와이파이)인지 확인 후 파트장에게 연락</w:t>
+              <w:t>1분 기다렸다가 새로고침. 그래도 안 되면 파트장에게 연락</w:t>
             </w:r>
           </w:p>
         </w:tc>
@@ -2107,7 +2246,7 @@
                 <w:color w:val="000000"/>
                 <w:sz w:val="19"/>
               </w:rPr>
-              <w:t>"잠시 이용할 수 없습니다"</w:t>
+              <w:t>로그인 창이 계속 떠요</w:t>
             </w:r>
           </w:p>
         </w:tc>
@@ -2128,7 +2267,7 @@
                 <w:color w:val="000000"/>
                 <w:sz w:val="19"/>
               </w:rPr>
-              <w:t>보안 열쇠가 잠긴 상태입니다. 파트장에게 알려 주세요</w:t>
+              <w:t>입구 비밀번호를 다시 확인 (대소문자 구분). 사용자 이름은 아무거나</w:t>
             </w:r>
           </w:p>
         </w:tc>
